--- a/public/tours/domestic/south_india/itineraries/3 Days Coorg Escape.docx
+++ b/public/tours/domestic/south_india/itineraries/3 Days Coorg Escape.docx
@@ -1,6 +1,6 @@
 
 <file path=word/document.xml><?xml version="1.0" encoding="utf-8"?>
-<w:document xmlns:wpc="http://schemas.microsoft.com/office/word/2010/wordprocessingCanvas" xmlns:cx="http://schemas.microsoft.com/office/drawing/2014/chartex" xmlns:cx1="http://schemas.microsoft.com/office/drawing/2015/9/8/chartex" xmlns:cx2="http://schemas.microsoft.com/office/drawing/2015/10/21/chartex" xmlns:cx3="http://schemas.microsoft.com/office/drawing/2016/5/9/chartex" xmlns:cx4="http://schemas.microsoft.com/office/drawing/2016/5/10/chartex" xmlns:cx5="http://schemas.microsoft.com/office/drawing/2016/5/11/chartex" xmlns:cx6="http://schemas.microsoft.com/office/drawing/2016/5/12/chartex" xmlns:cx7="http://schemas.microsoft.com/office/drawing/2016/5/13/chartex" xmlns:cx8="http://schemas.microsoft.com/office/drawing/2016/5/14/chartex" xmlns:mc="http://schemas.openxmlformats.org/markup-compatibility/2006" xmlns:aink="http://schemas.microsoft.com/office/drawing/2016/ink" xmlns:am3d="http://schemas.microsoft.com/office/drawing/2017/model3d" xmlns:o="urn:schemas-microsoft-com:office:office" xmlns:oel="http://schemas.microsoft.com/office/2019/extlst" xmlns:r="http://schemas.openxmlformats.org/officeDocument/2006/relationships" xmlns:m="http://schemas.openxmlformats.org/officeDocument/2006/math" xmlns:v="urn:schemas-microsoft-com:vml" xmlns:wp14="http://schemas.microsoft.com/office/word/2010/wordprocessingDrawing" xmlns:wp="http://schemas.openxmlformats.org/drawingml/2006/wordprocessingDrawing" xmlns:w10="urn:schemas-microsoft-com:office:word" xmlns:w="http://schemas.openxmlformats.org/wordprocessingml/2006/main" xmlns:w14="http://schemas.microsoft.com/office/word/2010/wordml" xmlns:w15="http://schemas.microsoft.com/office/word/2012/wordml" xmlns:w16cex="http://schemas.microsoft.com/office/word/2018/wordml/cex" xmlns:w16cid="http://schemas.microsoft.com/office/word/2016/wordml/cid" xmlns:w16="http://schemas.microsoft.com/office/word/2018/wordml" xmlns:w16du="http://schemas.microsoft.com/office/word/2023/wordml/word16du" xmlns:w16sdtdh="http://schemas.microsoft.com/office/word/2020/wordml/sdtdatahash" xmlns:w16sdtfl="http://schemas.microsoft.com/office/word/2024/wordml/sdtformatlock" xmlns:w16se="http://schemas.microsoft.com/office/word/2015/wordml/symex" xmlns:wpg="http://schemas.microsoft.com/office/word/2010/wordprocessingGroup" xmlns:wpi="http://schemas.microsoft.com/office/word/2010/wordprocessingInk" xmlns:wne="http://schemas.microsoft.com/office/word/2006/wordml" xmlns:wps="http://schemas.microsoft.com/office/word/2010/wordprocessingShape" mc:Ignorable="w14 w15 w16se w16cid w16 w16cex w16sdtdh w16sdtfl w16du wp14">
+<w:document xmlns:wpc="http://schemas.microsoft.com/office/word/2010/wordprocessingCanvas" xmlns:cx="http://schemas.microsoft.com/office/drawing/2014/chartex" xmlns:cx1="http://schemas.microsoft.com/office/drawing/2015/9/8/chartex" xmlns:cx2="http://schemas.microsoft.com/office/drawing/2015/10/21/chartex" xmlns:cx3="http://schemas.microsoft.com/office/drawing/2016/5/9/chartex" xmlns:cx4="http://schemas.microsoft.com/office/drawing/2016/5/10/chartex" xmlns:cx5="http://schemas.microsoft.com/office/drawing/2016/5/11/chartex" xmlns:cx6="http://schemas.microsoft.com/office/drawing/2016/5/12/chartex" xmlns:cx7="http://schemas.microsoft.com/office/drawing/2016/5/13/chartex" xmlns:cx8="http://schemas.microsoft.com/office/drawing/2016/5/14/chartex" xmlns:mc="http://schemas.openxmlformats.org/markup-compatibility/2006" xmlns:aink="http://schemas.microsoft.com/office/drawing/2016/ink" xmlns:am3d="http://schemas.microsoft.com/office/drawing/2017/model3d" xmlns:o="urn:schemas-microsoft-com:office:office" xmlns:r="http://schemas.openxmlformats.org/officeDocument/2006/relationships" xmlns:m="http://schemas.openxmlformats.org/officeDocument/2006/math" xmlns:v="urn:schemas-microsoft-com:vml" xmlns:wp14="http://schemas.microsoft.com/office/word/2010/wordprocessingDrawing" xmlns:wp="http://schemas.openxmlformats.org/drawingml/2006/wordprocessingDrawing" xmlns:w10="urn:schemas-microsoft-com:office:word" xmlns:w="http://schemas.openxmlformats.org/wordprocessingml/2006/main" xmlns:w14="http://schemas.microsoft.com/office/word/2010/wordml" xmlns:w15="http://schemas.microsoft.com/office/word/2012/wordml" xmlns:w16cid="http://schemas.microsoft.com/office/word/2016/wordml/cid" xmlns:w16se="http://schemas.microsoft.com/office/word/2015/wordml/symex" xmlns:wpg="http://schemas.microsoft.com/office/word/2010/wordprocessingGroup" xmlns:wpi="http://schemas.microsoft.com/office/word/2010/wordprocessingInk" xmlns:wne="http://schemas.microsoft.com/office/word/2006/wordml" xmlns:wps="http://schemas.microsoft.com/office/word/2010/wordprocessingShape" mc:Ignorable="w14 w15 w16se w16cid wp14">
   <w:body>
     <w:p>
       <w:pPr>
@@ -217,7 +217,7 @@
           <w:rFonts w:ascii="Arial" w:hAnsi="Arial" w:cs="Arial"/>
         </w:rPr>
         <w:pict w14:anchorId="6218E658">
-          <v:rect id="_x0000_i1035" style="width:0;height:1.5pt" o:hralign="center" o:hrstd="t" o:hr="t" fillcolor="#a0a0a0" stroked="f"/>
+          <v:rect id="_x0000_i1027" style="width:0;height:1.5pt" o:hralign="center" o:hrstd="t" o:hr="t" fillcolor="#a0a0a0" stroked="f"/>
         </w:pict>
       </w:r>
       <w:r>
@@ -281,69 +281,45 @@
         <w:t>After breakfast, embark on a guided sightseeing tour of Coorg. Explore lush coffee plantations, local markets, and other attractions. Return to the hotel for dinner and overnight stay.</w:t>
       </w:r>
     </w:p>
-    <w:tbl>
-      <w:tblPr>
-        <w:tblW w:w="0" w:type="auto"/>
-        <w:tblCellSpacing w:w="15" w:type="dxa"/>
-        <w:tblCellMar>
-          <w:top w:w="15" w:type="dxa"/>
-          <w:left w:w="15" w:type="dxa"/>
-          <w:bottom w:w="15" w:type="dxa"/>
-          <w:right w:w="15" w:type="dxa"/>
-        </w:tblCellMar>
-        <w:tblLook w:val="04A0" w:firstRow="1" w:lastRow="0" w:firstColumn="1" w:lastColumn="0" w:noHBand="0" w:noVBand="1"/>
-      </w:tblPr>
-      <w:tblGrid>
-        <w:gridCol w:w="8945"/>
-        <w:gridCol w:w="81"/>
-      </w:tblGrid>
-      <w:tr>
-        <w:trPr>
-          <w:tblCellSpacing w:w="15" w:type="dxa"/>
-        </w:trPr>
-        <w:tc>
-          <w:tcPr>
-            <w:tcW w:w="0" w:type="auto"/>
-            <w:vAlign w:val="center"/>
-          </w:tcPr>
-          <w:p>
-            <w:pPr>
-              <w:rPr>
-                <w:rFonts w:ascii="Arial" w:hAnsi="Arial" w:cs="Arial"/>
-              </w:rPr>
-            </w:pPr>
-            <w:r>
-              <w:rPr>
-                <w:rFonts w:ascii="Arial" w:hAnsi="Arial" w:cs="Arial"/>
-                <w:b/>
-                <w:bCs/>
-              </w:rPr>
-              <w:t>Day 03: Departure from Coorg to Mysore</w:t>
-            </w:r>
-            <w:r>
-              <w:rPr>
-                <w:rFonts w:ascii="Arial" w:hAnsi="Arial" w:cs="Arial"/>
-              </w:rPr>
-              <w:br/>
-              <w:t>Enjoy breakfast at the hotel before checking out. Proceed with your return transfer to Mysore. Conclude your short but memorable Coorg getaway.</w:t>
-            </w:r>
-          </w:p>
-        </w:tc>
-        <w:tc>
-          <w:tcPr>
-            <w:tcW w:w="0" w:type="auto"/>
-            <w:vAlign w:val="center"/>
-          </w:tcPr>
-          <w:p>
-            <w:pPr>
-              <w:rPr>
-                <w:rFonts w:ascii="Arial" w:hAnsi="Arial" w:cs="Arial"/>
-              </w:rPr>
-            </w:pPr>
-          </w:p>
-        </w:tc>
-      </w:tr>
-    </w:tbl>
+    <w:p>
+      <w:pPr>
+        <w:rPr>
+          <w:rFonts w:ascii="Arial" w:hAnsi="Arial" w:cs="Arial"/>
+        </w:rPr>
+      </w:pPr>
+      <w:bookmarkStart w:id="0" w:name="_GoBack"/>
+      <w:bookmarkEnd w:id="0"/>
+      <w:r>
+        <w:rPr>
+          <w:rFonts w:ascii="Arial" w:hAnsi="Arial" w:cs="Arial"/>
+          <w:b/>
+          <w:bCs/>
+        </w:rPr>
+        <w:t xml:space="preserve">Day </w:t>
+      </w:r>
+      <w:r>
+        <w:rPr>
+          <w:rFonts w:ascii="Arial" w:hAnsi="Arial" w:cs="Arial"/>
+          <w:b/>
+          <w:bCs/>
+        </w:rPr>
+        <w:t>03: Departure from Coorg to Mysore</w:t>
+      </w:r>
+      <w:r>
+        <w:rPr>
+          <w:rFonts w:ascii="Arial" w:hAnsi="Arial" w:cs="Arial"/>
+        </w:rPr>
+        <w:br/>
+        <w:t>Enjoy breakfast at the hotel before checking out. Proceed with your return transfer to Mysore. Conclude your short but memorable Coorg getaway.</w:t>
+      </w:r>
+    </w:p>
+    <w:p>
+      <w:pPr>
+        <w:rPr>
+          <w:rFonts w:ascii="Arial" w:hAnsi="Arial" w:cs="Arial"/>
+        </w:rPr>
+      </w:pPr>
+    </w:p>
     <w:p>
       <w:pPr>
         <w:rPr>
@@ -607,6 +583,7 @@
         <w:rPr>
           <w:rFonts w:ascii="Arial" w:hAnsi="Arial" w:cs="Arial"/>
         </w:rPr>
+        <w:lastRenderedPageBreak/>
         <w:t xml:space="preserve">Driver allowance, toll, permit, and parking charges </w:t>
       </w:r>
     </w:p>
@@ -620,9 +597,8 @@
         <w:rPr>
           <w:rFonts w:ascii="Arial" w:hAnsi="Arial" w:cs="Arial"/>
         </w:rPr>
-        <w:lastRenderedPageBreak/>
         <w:pict w14:anchorId="1A9A7FFF">
-          <v:rect id="_x0000_i1039" style="width:0;height:1.5pt" o:hralign="center" o:hrstd="t" o:hr="t" fillcolor="#a0a0a0" stroked="f"/>
+          <v:rect id="_x0000_i1030" style="width:0;height:1.5pt" o:hralign="center" o:hrstd="t" o:hr="t" fillcolor="#a0a0a0" stroked="f"/>
         </w:pict>
       </w:r>
       <w:r>
@@ -723,7 +699,7 @@
 </file>
 
 <file path=word/endnotes.xml><?xml version="1.0" encoding="utf-8"?>
-<w:endnotes xmlns:wpc="http://schemas.microsoft.com/office/word/2010/wordprocessingCanvas" xmlns:cx="http://schemas.microsoft.com/office/drawing/2014/chartex" xmlns:cx1="http://schemas.microsoft.com/office/drawing/2015/9/8/chartex" xmlns:cx2="http://schemas.microsoft.com/office/drawing/2015/10/21/chartex" xmlns:cx3="http://schemas.microsoft.com/office/drawing/2016/5/9/chartex" xmlns:cx4="http://schemas.microsoft.com/office/drawing/2016/5/10/chartex" xmlns:cx5="http://schemas.microsoft.com/office/drawing/2016/5/11/chartex" xmlns:cx6="http://schemas.microsoft.com/office/drawing/2016/5/12/chartex" xmlns:cx7="http://schemas.microsoft.com/office/drawing/2016/5/13/chartex" xmlns:cx8="http://schemas.microsoft.com/office/drawing/2016/5/14/chartex" xmlns:mc="http://schemas.openxmlformats.org/markup-compatibility/2006" xmlns:aink="http://schemas.microsoft.com/office/drawing/2016/ink" xmlns:am3d="http://schemas.microsoft.com/office/drawing/2017/model3d" xmlns:o="urn:schemas-microsoft-com:office:office" xmlns:oel="http://schemas.microsoft.com/office/2019/extlst" xmlns:r="http://schemas.openxmlformats.org/officeDocument/2006/relationships" xmlns:m="http://schemas.openxmlformats.org/officeDocument/2006/math" xmlns:v="urn:schemas-microsoft-com:vml" xmlns:wp14="http://schemas.microsoft.com/office/word/2010/wordprocessingDrawing" xmlns:wp="http://schemas.openxmlformats.org/drawingml/2006/wordprocessingDrawing" xmlns:w10="urn:schemas-microsoft-com:office:word" xmlns:w="http://schemas.openxmlformats.org/wordprocessingml/2006/main" xmlns:w14="http://schemas.microsoft.com/office/word/2010/wordml" xmlns:w15="http://schemas.microsoft.com/office/word/2012/wordml" xmlns:w16cex="http://schemas.microsoft.com/office/word/2018/wordml/cex" xmlns:w16cid="http://schemas.microsoft.com/office/word/2016/wordml/cid" xmlns:w16="http://schemas.microsoft.com/office/word/2018/wordml" xmlns:w16du="http://schemas.microsoft.com/office/word/2023/wordml/word16du" xmlns:w16sdtdh="http://schemas.microsoft.com/office/word/2020/wordml/sdtdatahash" xmlns:w16sdtfl="http://schemas.microsoft.com/office/word/2024/wordml/sdtformatlock" xmlns:w16se="http://schemas.microsoft.com/office/word/2015/wordml/symex" xmlns:wpg="http://schemas.microsoft.com/office/word/2010/wordprocessingGroup" xmlns:wpi="http://schemas.microsoft.com/office/word/2010/wordprocessingInk" xmlns:wne="http://schemas.microsoft.com/office/word/2006/wordml" xmlns:wps="http://schemas.microsoft.com/office/word/2010/wordprocessingShape" mc:Ignorable="w14 w15 w16se w16cid w16 w16cex w16sdtdh w16sdtfl w16du wp14">
+<w:endnotes xmlns:wpc="http://schemas.microsoft.com/office/word/2010/wordprocessingCanvas" xmlns:cx="http://schemas.microsoft.com/office/drawing/2014/chartex" xmlns:cx1="http://schemas.microsoft.com/office/drawing/2015/9/8/chartex" xmlns:cx2="http://schemas.microsoft.com/office/drawing/2015/10/21/chartex" xmlns:cx3="http://schemas.microsoft.com/office/drawing/2016/5/9/chartex" xmlns:cx4="http://schemas.microsoft.com/office/drawing/2016/5/10/chartex" xmlns:cx5="http://schemas.microsoft.com/office/drawing/2016/5/11/chartex" xmlns:cx6="http://schemas.microsoft.com/office/drawing/2016/5/12/chartex" xmlns:cx7="http://schemas.microsoft.com/office/drawing/2016/5/13/chartex" xmlns:cx8="http://schemas.microsoft.com/office/drawing/2016/5/14/chartex" xmlns:mc="http://schemas.openxmlformats.org/markup-compatibility/2006" xmlns:aink="http://schemas.microsoft.com/office/drawing/2016/ink" xmlns:am3d="http://schemas.microsoft.com/office/drawing/2017/model3d" xmlns:o="urn:schemas-microsoft-com:office:office" xmlns:r="http://schemas.openxmlformats.org/officeDocument/2006/relationships" xmlns:m="http://schemas.openxmlformats.org/officeDocument/2006/math" xmlns:v="urn:schemas-microsoft-com:vml" xmlns:wp14="http://schemas.microsoft.com/office/word/2010/wordprocessingDrawing" xmlns:wp="http://schemas.openxmlformats.org/drawingml/2006/wordprocessingDrawing" xmlns:w10="urn:schemas-microsoft-com:office:word" xmlns:w="http://schemas.openxmlformats.org/wordprocessingml/2006/main" xmlns:w14="http://schemas.microsoft.com/office/word/2010/wordml" xmlns:w15="http://schemas.microsoft.com/office/word/2012/wordml" xmlns:w16cid="http://schemas.microsoft.com/office/word/2016/wordml/cid" xmlns:w16se="http://schemas.microsoft.com/office/word/2015/wordml/symex" xmlns:wpg="http://schemas.microsoft.com/office/word/2010/wordprocessingGroup" xmlns:wpi="http://schemas.microsoft.com/office/word/2010/wordprocessingInk" xmlns:wne="http://schemas.microsoft.com/office/word/2006/wordml" xmlns:wps="http://schemas.microsoft.com/office/word/2010/wordprocessingShape" mc:Ignorable="w14 w15 w16se w16cid wp14">
   <w:endnote w:type="separator" w:id="-1">
     <w:p>
       <w:pPr>
@@ -748,7 +724,7 @@
 </file>
 
 <file path=word/footer1.xml><?xml version="1.0" encoding="utf-8"?>
-<w:ftr xmlns:wpc="http://schemas.microsoft.com/office/word/2010/wordprocessingCanvas" xmlns:cx="http://schemas.microsoft.com/office/drawing/2014/chartex" xmlns:cx1="http://schemas.microsoft.com/office/drawing/2015/9/8/chartex" xmlns:cx2="http://schemas.microsoft.com/office/drawing/2015/10/21/chartex" xmlns:cx3="http://schemas.microsoft.com/office/drawing/2016/5/9/chartex" xmlns:cx4="http://schemas.microsoft.com/office/drawing/2016/5/10/chartex" xmlns:cx5="http://schemas.microsoft.com/office/drawing/2016/5/11/chartex" xmlns:cx6="http://schemas.microsoft.com/office/drawing/2016/5/12/chartex" xmlns:cx7="http://schemas.microsoft.com/office/drawing/2016/5/13/chartex" xmlns:cx8="http://schemas.microsoft.com/office/drawing/2016/5/14/chartex" xmlns:mc="http://schemas.openxmlformats.org/markup-compatibility/2006" xmlns:aink="http://schemas.microsoft.com/office/drawing/2016/ink" xmlns:am3d="http://schemas.microsoft.com/office/drawing/2017/model3d" xmlns:o="urn:schemas-microsoft-com:office:office" xmlns:oel="http://schemas.microsoft.com/office/2019/extlst" xmlns:r="http://schemas.openxmlformats.org/officeDocument/2006/relationships" xmlns:m="http://schemas.openxmlformats.org/officeDocument/2006/math" xmlns:v="urn:schemas-microsoft-com:vml" xmlns:wp14="http://schemas.microsoft.com/office/word/2010/wordprocessingDrawing" xmlns:wp="http://schemas.openxmlformats.org/drawingml/2006/wordprocessingDrawing" xmlns:w10="urn:schemas-microsoft-com:office:word" xmlns:w="http://schemas.openxmlformats.org/wordprocessingml/2006/main" xmlns:w14="http://schemas.microsoft.com/office/word/2010/wordml" xmlns:w15="http://schemas.microsoft.com/office/word/2012/wordml" xmlns:w16cex="http://schemas.microsoft.com/office/word/2018/wordml/cex" xmlns:w16cid="http://schemas.microsoft.com/office/word/2016/wordml/cid" xmlns:w16="http://schemas.microsoft.com/office/word/2018/wordml" xmlns:w16du="http://schemas.microsoft.com/office/word/2023/wordml/word16du" xmlns:w16sdtdh="http://schemas.microsoft.com/office/word/2020/wordml/sdtdatahash" xmlns:w16sdtfl="http://schemas.microsoft.com/office/word/2024/wordml/sdtformatlock" xmlns:w16se="http://schemas.microsoft.com/office/word/2015/wordml/symex" xmlns:wpg="http://schemas.microsoft.com/office/word/2010/wordprocessingGroup" xmlns:wpi="http://schemas.microsoft.com/office/word/2010/wordprocessingInk" xmlns:wne="http://schemas.microsoft.com/office/word/2006/wordml" xmlns:wps="http://schemas.microsoft.com/office/word/2010/wordprocessingShape" mc:Ignorable="w14 w15 w16se w16cid w16 w16cex w16sdtdh w16sdtfl w16du wp14">
+<w:ftr xmlns:wpc="http://schemas.microsoft.com/office/word/2010/wordprocessingCanvas" xmlns:cx="http://schemas.microsoft.com/office/drawing/2014/chartex" xmlns:cx1="http://schemas.microsoft.com/office/drawing/2015/9/8/chartex" xmlns:cx2="http://schemas.microsoft.com/office/drawing/2015/10/21/chartex" xmlns:cx3="http://schemas.microsoft.com/office/drawing/2016/5/9/chartex" xmlns:cx4="http://schemas.microsoft.com/office/drawing/2016/5/10/chartex" xmlns:cx5="http://schemas.microsoft.com/office/drawing/2016/5/11/chartex" xmlns:cx6="http://schemas.microsoft.com/office/drawing/2016/5/12/chartex" xmlns:cx7="http://schemas.microsoft.com/office/drawing/2016/5/13/chartex" xmlns:cx8="http://schemas.microsoft.com/office/drawing/2016/5/14/chartex" xmlns:mc="http://schemas.openxmlformats.org/markup-compatibility/2006" xmlns:aink="http://schemas.microsoft.com/office/drawing/2016/ink" xmlns:am3d="http://schemas.microsoft.com/office/drawing/2017/model3d" xmlns:o="urn:schemas-microsoft-com:office:office" xmlns:r="http://schemas.openxmlformats.org/officeDocument/2006/relationships" xmlns:m="http://schemas.openxmlformats.org/officeDocument/2006/math" xmlns:v="urn:schemas-microsoft-com:vml" xmlns:wp14="http://schemas.microsoft.com/office/word/2010/wordprocessingDrawing" xmlns:wp="http://schemas.openxmlformats.org/drawingml/2006/wordprocessingDrawing" xmlns:w10="urn:schemas-microsoft-com:office:word" xmlns:w="http://schemas.openxmlformats.org/wordprocessingml/2006/main" xmlns:w14="http://schemas.microsoft.com/office/word/2010/wordml" xmlns:w15="http://schemas.microsoft.com/office/word/2012/wordml" xmlns:w16cid="http://schemas.microsoft.com/office/word/2016/wordml/cid" xmlns:w16se="http://schemas.microsoft.com/office/word/2015/wordml/symex" xmlns:wpg="http://schemas.microsoft.com/office/word/2010/wordprocessingGroup" xmlns:wpi="http://schemas.microsoft.com/office/word/2010/wordprocessingInk" xmlns:wne="http://schemas.microsoft.com/office/word/2006/wordml" xmlns:wps="http://schemas.microsoft.com/office/word/2010/wordprocessingShape" mc:Ignorable="w14 w15 w16se w16cid wp14">
   <w:p>
     <w:pPr>
       <w:pStyle w:val="Footer"/>
@@ -771,8 +747,13 @@
       <w:pStyle w:val="Footer"/>
       <w:jc w:val="center"/>
     </w:pPr>
+    <w:proofErr w:type="gramStart"/>
     <w:r>
-      <w:t>Mobile : 9444175678 / 8939654011 / 9445475692</w:t>
+      <w:t>Mobile :</w:t>
+    </w:r>
+    <w:proofErr w:type="gramEnd"/>
+    <w:r>
+      <w:t xml:space="preserve"> 9444175678 / 8939654011 / 9445475692</w:t>
     </w:r>
   </w:p>
   <w:p>
@@ -791,7 +772,7 @@
 </file>
 
 <file path=word/footnotes.xml><?xml version="1.0" encoding="utf-8"?>
-<w:footnotes xmlns:wpc="http://schemas.microsoft.com/office/word/2010/wordprocessingCanvas" xmlns:cx="http://schemas.microsoft.com/office/drawing/2014/chartex" xmlns:cx1="http://schemas.microsoft.com/office/drawing/2015/9/8/chartex" xmlns:cx2="http://schemas.microsoft.com/office/drawing/2015/10/21/chartex" xmlns:cx3="http://schemas.microsoft.com/office/drawing/2016/5/9/chartex" xmlns:cx4="http://schemas.microsoft.com/office/drawing/2016/5/10/chartex" xmlns:cx5="http://schemas.microsoft.com/office/drawing/2016/5/11/chartex" xmlns:cx6="http://schemas.microsoft.com/office/drawing/2016/5/12/chartex" xmlns:cx7="http://schemas.microsoft.com/office/drawing/2016/5/13/chartex" xmlns:cx8="http://schemas.microsoft.com/office/drawing/2016/5/14/chartex" xmlns:mc="http://schemas.openxmlformats.org/markup-compatibility/2006" xmlns:aink="http://schemas.microsoft.com/office/drawing/2016/ink" xmlns:am3d="http://schemas.microsoft.com/office/drawing/2017/model3d" xmlns:o="urn:schemas-microsoft-com:office:office" xmlns:oel="http://schemas.microsoft.com/office/2019/extlst" xmlns:r="http://schemas.openxmlformats.org/officeDocument/2006/relationships" xmlns:m="http://schemas.openxmlformats.org/officeDocument/2006/math" xmlns:v="urn:schemas-microsoft-com:vml" xmlns:wp14="http://schemas.microsoft.com/office/word/2010/wordprocessingDrawing" xmlns:wp="http://schemas.openxmlformats.org/drawingml/2006/wordprocessingDrawing" xmlns:w10="urn:schemas-microsoft-com:office:word" xmlns:w="http://schemas.openxmlformats.org/wordprocessingml/2006/main" xmlns:w14="http://schemas.microsoft.com/office/word/2010/wordml" xmlns:w15="http://schemas.microsoft.com/office/word/2012/wordml" xmlns:w16cex="http://schemas.microsoft.com/office/word/2018/wordml/cex" xmlns:w16cid="http://schemas.microsoft.com/office/word/2016/wordml/cid" xmlns:w16="http://schemas.microsoft.com/office/word/2018/wordml" xmlns:w16du="http://schemas.microsoft.com/office/word/2023/wordml/word16du" xmlns:w16sdtdh="http://schemas.microsoft.com/office/word/2020/wordml/sdtdatahash" xmlns:w16sdtfl="http://schemas.microsoft.com/office/word/2024/wordml/sdtformatlock" xmlns:w16se="http://schemas.microsoft.com/office/word/2015/wordml/symex" xmlns:wpg="http://schemas.microsoft.com/office/word/2010/wordprocessingGroup" xmlns:wpi="http://schemas.microsoft.com/office/word/2010/wordprocessingInk" xmlns:wne="http://schemas.microsoft.com/office/word/2006/wordml" xmlns:wps="http://schemas.microsoft.com/office/word/2010/wordprocessingShape" mc:Ignorable="w14 w15 w16se w16cid w16 w16cex w16sdtdh w16sdtfl w16du wp14">
+<w:footnotes xmlns:wpc="http://schemas.microsoft.com/office/word/2010/wordprocessingCanvas" xmlns:cx="http://schemas.microsoft.com/office/drawing/2014/chartex" xmlns:cx1="http://schemas.microsoft.com/office/drawing/2015/9/8/chartex" xmlns:cx2="http://schemas.microsoft.com/office/drawing/2015/10/21/chartex" xmlns:cx3="http://schemas.microsoft.com/office/drawing/2016/5/9/chartex" xmlns:cx4="http://schemas.microsoft.com/office/drawing/2016/5/10/chartex" xmlns:cx5="http://schemas.microsoft.com/office/drawing/2016/5/11/chartex" xmlns:cx6="http://schemas.microsoft.com/office/drawing/2016/5/12/chartex" xmlns:cx7="http://schemas.microsoft.com/office/drawing/2016/5/13/chartex" xmlns:cx8="http://schemas.microsoft.com/office/drawing/2016/5/14/chartex" xmlns:mc="http://schemas.openxmlformats.org/markup-compatibility/2006" xmlns:aink="http://schemas.microsoft.com/office/drawing/2016/ink" xmlns:am3d="http://schemas.microsoft.com/office/drawing/2017/model3d" xmlns:o="urn:schemas-microsoft-com:office:office" xmlns:r="http://schemas.openxmlformats.org/officeDocument/2006/relationships" xmlns:m="http://schemas.openxmlformats.org/officeDocument/2006/math" xmlns:v="urn:schemas-microsoft-com:vml" xmlns:wp14="http://schemas.microsoft.com/office/word/2010/wordprocessingDrawing" xmlns:wp="http://schemas.openxmlformats.org/drawingml/2006/wordprocessingDrawing" xmlns:w10="urn:schemas-microsoft-com:office:word" xmlns:w="http://schemas.openxmlformats.org/wordprocessingml/2006/main" xmlns:w14="http://schemas.microsoft.com/office/word/2010/wordml" xmlns:w15="http://schemas.microsoft.com/office/word/2012/wordml" xmlns:w16cid="http://schemas.microsoft.com/office/word/2016/wordml/cid" xmlns:w16se="http://schemas.microsoft.com/office/word/2015/wordml/symex" xmlns:wpg="http://schemas.microsoft.com/office/word/2010/wordprocessingGroup" xmlns:wpi="http://schemas.microsoft.com/office/word/2010/wordprocessingInk" xmlns:wne="http://schemas.microsoft.com/office/word/2006/wordml" xmlns:wps="http://schemas.microsoft.com/office/word/2010/wordprocessingShape" mc:Ignorable="w14 w15 w16se w16cid wp14">
   <w:footnote w:type="separator" w:id="-1">
     <w:p>
       <w:pPr>
@@ -816,7 +797,7 @@
 </file>
 
 <file path=word/header1.xml><?xml version="1.0" encoding="utf-8"?>
-<w:hdr xmlns:wpc="http://schemas.microsoft.com/office/word/2010/wordprocessingCanvas" xmlns:cx="http://schemas.microsoft.com/office/drawing/2014/chartex" xmlns:cx1="http://schemas.microsoft.com/office/drawing/2015/9/8/chartex" xmlns:cx2="http://schemas.microsoft.com/office/drawing/2015/10/21/chartex" xmlns:cx3="http://schemas.microsoft.com/office/drawing/2016/5/9/chartex" xmlns:cx4="http://schemas.microsoft.com/office/drawing/2016/5/10/chartex" xmlns:cx5="http://schemas.microsoft.com/office/drawing/2016/5/11/chartex" xmlns:cx6="http://schemas.microsoft.com/office/drawing/2016/5/12/chartex" xmlns:cx7="http://schemas.microsoft.com/office/drawing/2016/5/13/chartex" xmlns:cx8="http://schemas.microsoft.com/office/drawing/2016/5/14/chartex" xmlns:mc="http://schemas.openxmlformats.org/markup-compatibility/2006" xmlns:aink="http://schemas.microsoft.com/office/drawing/2016/ink" xmlns:am3d="http://schemas.microsoft.com/office/drawing/2017/model3d" xmlns:o="urn:schemas-microsoft-com:office:office" xmlns:oel="http://schemas.microsoft.com/office/2019/extlst" xmlns:r="http://schemas.openxmlformats.org/officeDocument/2006/relationships" xmlns:m="http://schemas.openxmlformats.org/officeDocument/2006/math" xmlns:v="urn:schemas-microsoft-com:vml" xmlns:wp14="http://schemas.microsoft.com/office/word/2010/wordprocessingDrawing" xmlns:wp="http://schemas.openxmlformats.org/drawingml/2006/wordprocessingDrawing" xmlns:w10="urn:schemas-microsoft-com:office:word" xmlns:w="http://schemas.openxmlformats.org/wordprocessingml/2006/main" xmlns:w14="http://schemas.microsoft.com/office/word/2010/wordml" xmlns:w15="http://schemas.microsoft.com/office/word/2012/wordml" xmlns:w16cex="http://schemas.microsoft.com/office/word/2018/wordml/cex" xmlns:w16cid="http://schemas.microsoft.com/office/word/2016/wordml/cid" xmlns:w16="http://schemas.microsoft.com/office/word/2018/wordml" xmlns:w16du="http://schemas.microsoft.com/office/word/2023/wordml/word16du" xmlns:w16sdtdh="http://schemas.microsoft.com/office/word/2020/wordml/sdtdatahash" xmlns:w16sdtfl="http://schemas.microsoft.com/office/word/2024/wordml/sdtformatlock" xmlns:w16se="http://schemas.microsoft.com/office/word/2015/wordml/symex" xmlns:wpg="http://schemas.microsoft.com/office/word/2010/wordprocessingGroup" xmlns:wpi="http://schemas.microsoft.com/office/word/2010/wordprocessingInk" xmlns:wne="http://schemas.microsoft.com/office/word/2006/wordml" xmlns:wps="http://schemas.microsoft.com/office/word/2010/wordprocessingShape" mc:Ignorable="w14 w15 w16se w16cid w16 w16cex w16sdtdh w16sdtfl w16du wp14">
+<w:hdr xmlns:wpc="http://schemas.microsoft.com/office/word/2010/wordprocessingCanvas" xmlns:cx="http://schemas.microsoft.com/office/drawing/2014/chartex" xmlns:cx1="http://schemas.microsoft.com/office/drawing/2015/9/8/chartex" xmlns:cx2="http://schemas.microsoft.com/office/drawing/2015/10/21/chartex" xmlns:cx3="http://schemas.microsoft.com/office/drawing/2016/5/9/chartex" xmlns:cx4="http://schemas.microsoft.com/office/drawing/2016/5/10/chartex" xmlns:cx5="http://schemas.microsoft.com/office/drawing/2016/5/11/chartex" xmlns:cx6="http://schemas.microsoft.com/office/drawing/2016/5/12/chartex" xmlns:cx7="http://schemas.microsoft.com/office/drawing/2016/5/13/chartex" xmlns:cx8="http://schemas.microsoft.com/office/drawing/2016/5/14/chartex" xmlns:mc="http://schemas.openxmlformats.org/markup-compatibility/2006" xmlns:aink="http://schemas.microsoft.com/office/drawing/2016/ink" xmlns:am3d="http://schemas.microsoft.com/office/drawing/2017/model3d" xmlns:o="urn:schemas-microsoft-com:office:office" xmlns:r="http://schemas.openxmlformats.org/officeDocument/2006/relationships" xmlns:m="http://schemas.openxmlformats.org/officeDocument/2006/math" xmlns:v="urn:schemas-microsoft-com:vml" xmlns:wp14="http://schemas.microsoft.com/office/word/2010/wordprocessingDrawing" xmlns:wp="http://schemas.openxmlformats.org/drawingml/2006/wordprocessingDrawing" xmlns:w10="urn:schemas-microsoft-com:office:word" xmlns:w="http://schemas.openxmlformats.org/wordprocessingml/2006/main" xmlns:w14="http://schemas.microsoft.com/office/word/2010/wordml" xmlns:w15="http://schemas.microsoft.com/office/word/2012/wordml" xmlns:w16cid="http://schemas.microsoft.com/office/word/2016/wordml/cid" xmlns:w16se="http://schemas.microsoft.com/office/word/2015/wordml/symex" xmlns:wpg="http://schemas.microsoft.com/office/word/2010/wordprocessingGroup" xmlns:wpi="http://schemas.microsoft.com/office/word/2010/wordprocessingInk" xmlns:wne="http://schemas.microsoft.com/office/word/2006/wordml" xmlns:wps="http://schemas.microsoft.com/office/word/2010/wordprocessingShape" mc:Ignorable="w14 w15 w16se w16cid wp14">
   <w:p>
     <w:pPr>
       <w:pStyle w:val="Header"/>
@@ -903,7 +884,7 @@
 </file>
 
 <file path=word/numbering.xml><?xml version="1.0" encoding="utf-8"?>
-<w:numbering xmlns:wpc="http://schemas.microsoft.com/office/word/2010/wordprocessingCanvas" xmlns:cx="http://schemas.microsoft.com/office/drawing/2014/chartex" xmlns:cx1="http://schemas.microsoft.com/office/drawing/2015/9/8/chartex" xmlns:cx2="http://schemas.microsoft.com/office/drawing/2015/10/21/chartex" xmlns:cx3="http://schemas.microsoft.com/office/drawing/2016/5/9/chartex" xmlns:cx4="http://schemas.microsoft.com/office/drawing/2016/5/10/chartex" xmlns:cx5="http://schemas.microsoft.com/office/drawing/2016/5/11/chartex" xmlns:cx6="http://schemas.microsoft.com/office/drawing/2016/5/12/chartex" xmlns:cx7="http://schemas.microsoft.com/office/drawing/2016/5/13/chartex" xmlns:cx8="http://schemas.microsoft.com/office/drawing/2016/5/14/chartex" xmlns:mc="http://schemas.openxmlformats.org/markup-compatibility/2006" xmlns:aink="http://schemas.microsoft.com/office/drawing/2016/ink" xmlns:am3d="http://schemas.microsoft.com/office/drawing/2017/model3d" xmlns:o="urn:schemas-microsoft-com:office:office" xmlns:oel="http://schemas.microsoft.com/office/2019/extlst" xmlns:r="http://schemas.openxmlformats.org/officeDocument/2006/relationships" xmlns:m="http://schemas.openxmlformats.org/officeDocument/2006/math" xmlns:v="urn:schemas-microsoft-com:vml" xmlns:wp14="http://schemas.microsoft.com/office/word/2010/wordprocessingDrawing" xmlns:wp="http://schemas.openxmlformats.org/drawingml/2006/wordprocessingDrawing" xmlns:w10="urn:schemas-microsoft-com:office:word" xmlns:w="http://schemas.openxmlformats.org/wordprocessingml/2006/main" xmlns:w14="http://schemas.microsoft.com/office/word/2010/wordml" xmlns:w15="http://schemas.microsoft.com/office/word/2012/wordml" xmlns:w16cex="http://schemas.microsoft.com/office/word/2018/wordml/cex" xmlns:w16cid="http://schemas.microsoft.com/office/word/2016/wordml/cid" xmlns:w16="http://schemas.microsoft.com/office/word/2018/wordml" xmlns:w16du="http://schemas.microsoft.com/office/word/2023/wordml/word16du" xmlns:w16sdtdh="http://schemas.microsoft.com/office/word/2020/wordml/sdtdatahash" xmlns:w16sdtfl="http://schemas.microsoft.com/office/word/2024/wordml/sdtformatlock" xmlns:w16se="http://schemas.microsoft.com/office/word/2015/wordml/symex" xmlns:wpg="http://schemas.microsoft.com/office/word/2010/wordprocessingGroup" xmlns:wpi="http://schemas.microsoft.com/office/word/2010/wordprocessingInk" xmlns:wne="http://schemas.microsoft.com/office/word/2006/wordml" xmlns:wps="http://schemas.microsoft.com/office/word/2010/wordprocessingShape" mc:Ignorable="w14 w15 w16se w16cid w16 w16cex w16sdtdh w16sdtfl w16du wp14">
+<w:numbering xmlns:wpc="http://schemas.microsoft.com/office/word/2010/wordprocessingCanvas" xmlns:cx="http://schemas.microsoft.com/office/drawing/2014/chartex" xmlns:cx1="http://schemas.microsoft.com/office/drawing/2015/9/8/chartex" xmlns:cx2="http://schemas.microsoft.com/office/drawing/2015/10/21/chartex" xmlns:cx3="http://schemas.microsoft.com/office/drawing/2016/5/9/chartex" xmlns:cx4="http://schemas.microsoft.com/office/drawing/2016/5/10/chartex" xmlns:cx5="http://schemas.microsoft.com/office/drawing/2016/5/11/chartex" xmlns:cx6="http://schemas.microsoft.com/office/drawing/2016/5/12/chartex" xmlns:cx7="http://schemas.microsoft.com/office/drawing/2016/5/13/chartex" xmlns:cx8="http://schemas.microsoft.com/office/drawing/2016/5/14/chartex" xmlns:mc="http://schemas.openxmlformats.org/markup-compatibility/2006" xmlns:aink="http://schemas.microsoft.com/office/drawing/2016/ink" xmlns:am3d="http://schemas.microsoft.com/office/drawing/2017/model3d" xmlns:o="urn:schemas-microsoft-com:office:office" xmlns:r="http://schemas.openxmlformats.org/officeDocument/2006/relationships" xmlns:m="http://schemas.openxmlformats.org/officeDocument/2006/math" xmlns:v="urn:schemas-microsoft-com:vml" xmlns:wp14="http://schemas.microsoft.com/office/word/2010/wordprocessingDrawing" xmlns:wp="http://schemas.openxmlformats.org/drawingml/2006/wordprocessingDrawing" xmlns:w10="urn:schemas-microsoft-com:office:word" xmlns:w="http://schemas.openxmlformats.org/wordprocessingml/2006/main" xmlns:w14="http://schemas.microsoft.com/office/word/2010/wordml" xmlns:w15="http://schemas.microsoft.com/office/word/2012/wordml" xmlns:w16cid="http://schemas.microsoft.com/office/word/2016/wordml/cid" xmlns:w16se="http://schemas.microsoft.com/office/word/2015/wordml/symex" xmlns:wpg="http://schemas.microsoft.com/office/word/2010/wordprocessingGroup" xmlns:wpi="http://schemas.microsoft.com/office/word/2010/wordprocessingInk" xmlns:wne="http://schemas.microsoft.com/office/word/2006/wordml" xmlns:wps="http://schemas.microsoft.com/office/word/2010/wordprocessingShape" mc:Ignorable="w14 w15 w16se w16cid wp14">
   <w:abstractNum w:abstractNumId="0" w15:restartNumberingAfterBreak="0">
     <w:nsid w:val="13067C4B"/>
     <w:multiLevelType w:val="multilevel"/>
@@ -1988,35 +1969,35 @@
       </w:rPr>
     </w:lvl>
   </w:abstractNum>
-  <w:num w:numId="1" w16cid:durableId="872234928">
+  <w:num w:numId="1">
     <w:abstractNumId w:val="0"/>
   </w:num>
-  <w:num w:numId="2" w16cid:durableId="36861149">
+  <w:num w:numId="2">
     <w:abstractNumId w:val="6"/>
   </w:num>
-  <w:num w:numId="3" w16cid:durableId="308293203">
+  <w:num w:numId="3">
     <w:abstractNumId w:val="7"/>
   </w:num>
-  <w:num w:numId="4" w16cid:durableId="923226222">
+  <w:num w:numId="4">
     <w:abstractNumId w:val="5"/>
   </w:num>
-  <w:num w:numId="5" w16cid:durableId="1619406650">
+  <w:num w:numId="5">
     <w:abstractNumId w:val="1"/>
   </w:num>
-  <w:num w:numId="6" w16cid:durableId="1282418599">
+  <w:num w:numId="6">
     <w:abstractNumId w:val="4"/>
   </w:num>
-  <w:num w:numId="7" w16cid:durableId="883176637">
+  <w:num w:numId="7">
     <w:abstractNumId w:val="2"/>
   </w:num>
-  <w:num w:numId="8" w16cid:durableId="450637878">
+  <w:num w:numId="8">
     <w:abstractNumId w:val="3"/>
   </w:num>
 </w:numbering>
 </file>
 
 <file path=word/styles.xml><?xml version="1.0" encoding="utf-8"?>
-<w:styles xmlns:mc="http://schemas.openxmlformats.org/markup-compatibility/2006" xmlns:r="http://schemas.openxmlformats.org/officeDocument/2006/relationships" xmlns:w="http://schemas.openxmlformats.org/wordprocessingml/2006/main" xmlns:w14="http://schemas.microsoft.com/office/word/2010/wordml" xmlns:w15="http://schemas.microsoft.com/office/word/2012/wordml" xmlns:w16cex="http://schemas.microsoft.com/office/word/2018/wordml/cex" xmlns:w16cid="http://schemas.microsoft.com/office/word/2016/wordml/cid" xmlns:w16="http://schemas.microsoft.com/office/word/2018/wordml" xmlns:w16du="http://schemas.microsoft.com/office/word/2023/wordml/word16du" xmlns:w16sdtdh="http://schemas.microsoft.com/office/word/2020/wordml/sdtdatahash" xmlns:w16sdtfl="http://schemas.microsoft.com/office/word/2024/wordml/sdtformatlock" xmlns:w16se="http://schemas.microsoft.com/office/word/2015/wordml/symex" mc:Ignorable="w14 w15 w16se w16cid w16 w16cex w16sdtdh w16sdtfl w16du">
+<w:styles xmlns:mc="http://schemas.openxmlformats.org/markup-compatibility/2006" xmlns:r="http://schemas.openxmlformats.org/officeDocument/2006/relationships" xmlns:w="http://schemas.openxmlformats.org/wordprocessingml/2006/main" xmlns:w14="http://schemas.microsoft.com/office/word/2010/wordml" xmlns:w15="http://schemas.microsoft.com/office/word/2012/wordml" xmlns:w16cid="http://schemas.microsoft.com/office/word/2016/wordml/cid" xmlns:w16se="http://schemas.microsoft.com/office/word/2015/wordml/symex" mc:Ignorable="w14 w15 w16se w16cid">
   <w:docDefaults>
     <w:rPrDefault>
       <w:rPr>
@@ -2032,7 +2013,7 @@
       </w:pPr>
     </w:pPrDefault>
   </w:docDefaults>
-  <w:latentStyles w:defLockedState="0" w:defUIPriority="99" w:defSemiHidden="0" w:defUnhideWhenUsed="0" w:defQFormat="0" w:count="376">
+  <w:latentStyles w:defLockedState="0" w:defUIPriority="99" w:defSemiHidden="0" w:defUnhideWhenUsed="0" w:defQFormat="0" w:count="375">
     <w:lsdException w:name="Normal" w:uiPriority="0" w:qFormat="1"/>
     <w:lsdException w:name="heading 1" w:uiPriority="9" w:qFormat="1"/>
     <w:lsdException w:name="heading 2" w:semiHidden="1" w:uiPriority="9" w:unhideWhenUsed="1" w:qFormat="1"/>
@@ -2408,7 +2389,6 @@
     <w:lsdException w:name="Smart Hyperlink" w:semiHidden="1" w:unhideWhenUsed="1"/>
     <w:lsdException w:name="Hashtag" w:semiHidden="1" w:unhideWhenUsed="1"/>
     <w:lsdException w:name="Unresolved Mention" w:semiHidden="1" w:unhideWhenUsed="1"/>
-    <w:lsdException w:name="Smart Link" w:semiHidden="1" w:unhideWhenUsed="1"/>
   </w:latentStyles>
   <w:style w:type="paragraph" w:default="1" w:styleId="Normal">
     <w:name w:val="Normal"/>
